--- a/rapports/16_02_2026/EL_MOUSTAPHA/coh_EQ27_sup_121202020037.docx
+++ b/rapports/16_02_2026/EL_MOUSTAPHA/coh_EQ27_sup_121202020037.docx
@@ -25,7 +25,7 @@
         <w:br/>
         <w:t>Grappe: 121202020037</w:t>
         <w:br/>
-        <w:t>Date: 16/02/2026 a 12:40</w:t>
+        <w:t>Date: 16/02/2026 a 12:58</w:t>
       </w:r>
     </w:p>
     <w:p/>

--- a/rapports/16_02_2026/EL_MOUSTAPHA/coh_EQ27_sup_121202020037.docx
+++ b/rapports/16_02_2026/EL_MOUSTAPHA/coh_EQ27_sup_121202020037.docx
@@ -25,7 +25,7 @@
         <w:br/>
         <w:t>Grappe: 121202020037</w:t>
         <w:br/>
-        <w:t>Date: 16/02/2026 a 12:58</w:t>
+        <w:t>Date: 16/02/2026 a 13:05</w:t>
       </w:r>
     </w:p>
     <w:p/>
@@ -965,7 +965,7 @@
         <w:rPr>
           <w:sz w:val="20"/>
         </w:rPr>
-        <w:t>- Attention ! Le prix unitaire d'achat (100 Fcfa) de Poivre en Sachets (Petit) est relativement élevé par rapport aux autres prix observés dans cette zone. Prière de corriger ou de confirmer avec le QG. Attention ! Le prix unitaire d'achat (75 Fcfa) de Niébé/Haricots secs en Sachets (Petit) est relativement faible par rapport aux autres prix observés dans cette zone. Prière de corriger ou de confirmer avec le QG. Attention ! Le prix unitaire d'achat (800 Fcfa) de Lait frais de vache en Litre (taille unique) est relativement élevé par rapport aux autres prix observés dans cette zone. Prière de corriger ou de confirmer avec le QG. Avertissement!! La quantité (4 litre) du produit Huile de soja  consommée  par le ménage semble très élevé, prière de corriger ou confirmer avec le QG. Avertissement!!! Le ménage a consommé 21 Paquet Petit de Thé en sachet, cette quantité semble anormale pour une consommation des 7 derniers jours.Prière de corriger ou de confirmer avec le QG. Avertissement!! le prix unitaire (150 Fcfa) de Thé en sachet (unité: Paquet) de taille Petit est très faible ou élevé. Prière de corriger ou de confirmer avec le QG. Incohérence!! Dans ce ménage, chaque individus consomme par jour 41.34257 Kg  de cereale; Prière de revoir les quantités prises de ces produits. Incohérence!! Dans ce ménage, chaque individus consomme par jour 41.34257 Kg  de cereale; Prière de revoir les quantités prises de ces produits. Incohérence!! Dans ce ménage, chaque individus consomme par jour 41.34257 Kg  de cereale; Prière de revoir les quantités prises de ces produits.</w:t>
+        <w:t>- Attention ! Le prix unitaire d'achat (100 Fcfa) de Poivre en Sachets (Petit) est relativement élevé par rapport aux autres prix observés dans cette zone. Prière de corriger ou de confirmer avec le QG. Attention ! Le prix unitaire d'achat (150 Fcfa) de Aubergine   en Tas (Moyen) est relativement élevé par rapport aux autres prix observés dans cette zone. Prière de corriger ou de confirmer avec le QG. Attention ! Le prix unitaire d'achat (600 Fcfa) de Capitaine frais en Kg (taille unique) est relativement faible par rapport aux autres prix observés dans cette zone. Prière de corriger ou de confirmer avec le QG. Attention ! Le prix unitaire d'achat (800 Fcfa) de Lait frais de vache en Litre (taille unique) est relativement élevé par rapport aux autres prix observés dans cette zone. Prière de corriger ou de confirmer avec le QG. Avertissement!! La quantité (4 litre) du produit Huile de soja  consommée  par le ménage semble très élevé, prière de corriger ou confirmer avec le QG. Avertissement!!! Le ménage a consommé 21 Paquet Petit de Thé en sachet, cette quantité semble anormale pour une consommation des 7 derniers jours.Prière de corriger ou de confirmer avec le QG. Avertissement!! le prix unitaire (150 Fcfa) de Thé en sachet (unité: Paquet) de taille Petit est très faible ou élevé. Prière de corriger ou de confirmer avec le QG. Attention ! Le prix unitaire d'achat (150 Fcfa) de Thé en sachet en Paquet (Petit) est relativement élevé par rapport aux autres prix observés dans cette zone. Prière de corriger ou de confirmer avec le QG. Incohérence!! Dans ce ménage, chaque individus consomme par jour 77.63886 Kg  de cereale; Prière de revoir les quantités prises de ces produits. Incohérence!! Dans ce ménage, chaque individus consomme par jour 77.63886 Kg  de cereale; Prière de revoir les quantités prises de ces produits. Incohérence!! Dans ce ménage, chaque individus consomme par jour 77.63886 Kg  de cereale; Prière de revoir les quantités prises de ces produits. Attention ! Le prix unitaire d'achat (250 Fcfa) de Mil en Kg (taille unique) est relativement élevé par rapport aux autres prix observés dans cette zone. Prière de corriger ou de confirmer avec le QG.</w:t>
       </w:r>
     </w:p>
     <w:p>
@@ -1092,6 +1092,29 @@
           <w:sz w:val="20"/>
         </w:rPr>
         <w:t>- La quantité de fumure appliquée dans la parcelle mil est de 98  qui semble élevé ou ne sait pas, prière de fournir d'effort pour estimer la quantité afin de corriger. Le nombre de jours total de la main-d'oeuvre non-familiale sur cette parcelle mil au cours de la campagne pour la période de préparation du sol (labour) est de 19 jours qui semble faible ou élevé. Merci de corriger. Le nombre de jours total de la main-d'oeuvre non-familiale sur cette parcelle mil au cours de la campagne pour la période des récoltes est de 17 jours qui semble faible ou élevé. Merci de corriger. La superficie de la parcelle mil selon les mesures GPS est de 7919.58 hectare qui semble élevé ou faible, prière de corriger. Le document légal (titre, acte, certificat etc. ) qui affirme votre possession de la parcelle mil est  et semble exister dans les modalités, prière de prendre attache avec le QG pour plus d'explication afin de la classer bien.</w:t>
+      </w:r>
+    </w:p>
+    <w:p>
+      <w:r>
+        <w:rPr>
+          <w:b/>
+          <w:color w:val="4672C4"/>
+          <w:sz w:val="22"/>
+        </w:rPr>
+        <w:t>&gt;&gt; Section19 - Equipements agricoles</w:t>
+      </w:r>
+    </w:p>
+    <w:p>
+      <w:pPr>
+        <w:ind w:left="283"/>
+      </w:pPr>
+      <w:r>
+        <w:rPr>
+          <w:sz w:val="20"/>
+        </w:rPr>
+        <w:t xml:space="preserve">- Attention ! Hache/pioche a été revendu à 4500 Fcfa qui est relativement élevé par rapport aux autres prix de revente observés dans cette zone. Prière de corriger ou de confirmer avec le QG. </w:t>
+        <w:br/>
+        <w:t>- Attention ! Houe/daba/hilaire a été revendu à 3000 Fcfa qui est relativement élevé par rapport aux autres prix de revente observés dans cette zone. Prière de corriger ou de confirmer avec le QG.</w:t>
       </w:r>
     </w:p>
     <w:p>
@@ -1537,7 +1560,7 @@
         <w:rPr>
           <w:sz w:val="20"/>
         </w:rPr>
-        <w:t>- Attention ! Le prix unitaire d'achat (100 Fcfa) de Piment séché en Sachets (Petit) est relativement élevé par rapport aux autres prix observés dans cette zone. Prière de corriger ou de confirmer avec le QG. Attention ! Le prix unitaire d'achat (150 Fcfa) de Choux en Morceau (Portion) (Petit) est relativement élevé par rapport aux autres prix observés dans cette zone. Prière de corriger ou de confirmer avec le QG. Attention ! Le prix unitaire d'achat (150 Fcfa) de Gombo frais en Tas (Petit) est relativement élevé par rapport aux autres prix observés dans cette zone. Prière de corriger ou de confirmer avec le QG. Avertissement!!! Le ménage a consommé 1 Paquet Moyen de Thé en sachet, cette quantité semble anormale pour une consommation des 7 derniers jours.Prière de corriger ou de confirmer avec le QG. Avertissement!!! Le ménage a consommé 1 Seau de 5l taille unique de Pâte d'arachide, cette quantité semble anormale pour une consommation des 7 derniers jours, prière de verifier et corriger. Avertissement!!! Le ménage a consommé 20 Bidon 20l taille unique de Huile de soja , cette quantité semble anormale pour une consommation des 7 derniers jours, prière de verifier et corriger. Incohérence!! Dans ce ménage, chaque individus consomme par jour 34.05375 Kg  de cereale; Prière de revoir les quantités prises de ces produits. Le prix d'achat unitaire (380 Fcfa) de Riz importé parfumé en Sac (50 Kg) de taille taille unique est très faible, prière de regarder les reponses prises dans les questions s07bq07a s07bq07b s07bq07c s07bq08 pour mieux corriger. Attention ! Le prix unitaire d'achat (380 Fcfa) de Riz importé parfumé en Sac (50 Kg) (taille unique) est relativement faible par rapport aux autres prix observés dans cette zone. Prière de corriger ou de confirmer avec le QG. Le ménage a consommé 1 Sac (25 Kg) taille unique de Sel, cette quantité semble anormale pour une consommation des 7 derniers jours. prière de verifier et corriger ou confirmer avec le QG. Le prix d'achat unitaire (1500 Fcfa) de Sel en Sac (25 Kg) de taille taille unique est très faible, prière de regarder les reponses prises dans les questions s07bq07a s07bq07b s07bq07c s07bq08 pour mieux corriger. Difficile de consommer le Sel en Sac (25 Kg) taille unique prière de verifier. Le prix d'achat unitaire (600 Fcfa) de Sucre en poudre  en Sac (5 Kg) de taille taille unique est très faible, prière de regarder les reponses prises dans les questions s07bq07a s07bq07b s07bq07c s07bq08 pour mieux corriger.</w:t>
+        <w:t>- Attention ! Le prix unitaire d'achat (150 Fcfa) de Choux en Morceau (Portion) (Petit) est relativement élevé par rapport aux autres prix observés dans cette zone. Prière de corriger ou de confirmer avec le QG. Attention ! Le prix unitaire d'achat (150 Fcfa) de Gombo frais en Tas (Petit) est relativement élevé par rapport aux autres prix observés dans cette zone. Prière de corriger ou de confirmer avec le QG. Attention ! Le prix unitaire d'achat (150 Fcfa) de Mâchoiron séchée (Kon) en Tas (Petit) est relativement élevé par rapport aux autres prix observés dans cette zone. Prière de corriger ou de confirmer avec le QG. Attention ! Le prix unitaire d'achat (650 Fcfa) de Arachides décortiquées en Kg (taille unique) est relativement élevé par rapport aux autres prix observés dans cette zone. Prière de corriger ou de confirmer avec le QG. Avertissement!!! Le ménage a consommé 1 Paquet Moyen de Thé en sachet, cette quantité semble anormale pour une consommation des 7 derniers jours.Prière de corriger ou de confirmer avec le QG. Avertissement!!! Le ménage a consommé 1 Seau de 5l taille unique de Pâte d'arachide, cette quantité semble anormale pour une consommation des 7 derniers jours, prière de verifier et corriger. Avertissement!!! Le ménage a consommé 20 Bidon 20l taille unique de Huile de soja , cette quantité semble anormale pour une consommation des 7 derniers jours, prière de verifier et corriger. Incohérence!! Dans ce ménage, chaque individus consomme par jour 54.96893 Kg  de cereale; Prière de revoir les quantités prises de ces produits. Le prix d'achat unitaire (380 Fcfa) de Riz importé parfumé en Sac (50 Kg) de taille taille unique est très faible, prière de regarder les reponses prises dans les questions s07bq07a s07bq07b s07bq07c s07bq08 pour mieux corriger. Attention ! Le prix unitaire d'achat (380 Fcfa) de Riz importé parfumé en Sac (50 Kg) (taille unique) est relativement faible par rapport aux autres prix observés dans cette zone. Prière de corriger ou de confirmer avec le QG. Le ménage a consommé 1 Sac (25 Kg) taille unique de Sel, cette quantité semble anormale pour une consommation des 7 derniers jours. prière de verifier et corriger ou confirmer avec le QG. Le prix d'achat unitaire (1500 Fcfa) de Sel en Sac (25 Kg) de taille taille unique est très faible, prière de regarder les reponses prises dans les questions s07bq07a s07bq07b s07bq07c s07bq08 pour mieux corriger. Difficile de consommer le Sel en Sac (25 Kg) taille unique prière de verifier. Le prix d'achat unitaire (600 Fcfa) de Sucre en poudre  en Sac (5 Kg) de taille taille unique est très faible, prière de regarder les reponses prises dans les questions s07bq07a s07bq07b s07bq07c s07bq08 pour mieux corriger.</w:t>
       </w:r>
     </w:p>
     <w:p>
@@ -2121,7 +2144,7 @@
         <w:rPr>
           <w:sz w:val="20"/>
         </w:rPr>
-        <w:t>- La dernière fois que vous avez acheté Feuilles de Fakoye (Feuille de corete) est chez un voisin et semble exister dans les modalités, prière de prendre attache avec le QG pour plus d'explication afin de la classer bien. Attention ! Le prix unitaire d'achat (50 Fcfa) de Feuilles de  Haricot en Tas (Moyen) est relativement faible par rapport aux autres prix observés dans cette zone. Prière de corriger ou de confirmer avec le QG. Attention ! Le prix unitaire d'achat (500 Fcfa) de Courge en Pièce (Moyen) est relativement élevé par rapport aux autres prix observés dans cette zone. Prière de corriger ou de confirmer avec le QG. Attention ! Le prix unitaire d'achat (500 Fcfa) de Oignon frais en Kg (taille unique) est relativement faible par rapport aux autres prix observés dans cette zone. Prière de corriger ou de confirmer avec le QG. Avertissement!! La quantité (5 litre) du produit Huile de soja  consommée  par le ménage semble très élevé, prière de corriger ou confirmer avec le QG. Avertissement!!! Le ménage a consommé 1 Paquet Moyen de Thé en sachet, cette quantité semble anormale pour une consommation des 7 derniers jours.Prière de corriger ou de confirmer avec le QG. Avertissement!!! Le ménage a consommé 1 Seau de 5l taille unique de Pâte d'arachide, cette quantité semble anormale pour une consommation des 7 derniers jours, prière de verifier et corriger. Incohérence!! Dans ce ménage, chaque individus consomme par jour 18.85417 Kg  de cereale; Prière de revoir les quantités prises de ces produits. Incohérence!! Dans ce ménage, chaque individus consomme par jour 18.85417 Kg  de cereale; Prière de revoir les quantités prises de ces produits. Attention ! Soupçons de quantité anormale! Le ménage de Khady Ndao avec une taille de 12 personnes a consommé 21 Kg en taille unique de Mil qui est relativement élevé comme consommation par rapport à la condition de vie des autres ménages de même taille dans cette zone. Prière de corriger ou de confirmer avec le QG. Le ménage a consommé 1 Sac (25 Kg) taille unique de Sel, cette quantité semble anormale pour une consommation des 7 derniers jours. prière de verifier et corriger ou confirmer avec le QG. Le prix d'achat unitaire (1500 Fcfa) de Sel en Sac (25 Kg) de taille taille unique est très faible, prière de regarder les reponses prises dans les questions s07bq07a s07bq07b s07bq07c s07bq08 pour mieux corriger. Difficile de consommer le Sel en Sac (25 Kg) taille unique prière de verifier.</w:t>
+        <w:t>- La dernière fois que vous avez acheté Feuilles de Fakoye (Feuille de corete) est chez un voisin et semble exister dans les modalités, prière de prendre attache avec le QG pour plus d'explication afin de la classer bien. Attention ! Le prix unitaire d'achat (150 Fcfa) de Mâchoiron séchée (Kon) en Tas (Petit) est relativement élevé par rapport aux autres prix observés dans cette zone. Prière de corriger ou de confirmer avec le QG. Attention ! Le prix unitaire d'achat (50 Fcfa) de Feuilles de  Haricot en Tas (Moyen) est relativement faible par rapport aux autres prix observés dans cette zone. Prière de corriger ou de confirmer avec le QG. Attention ! Le prix unitaire d'achat (500 Fcfa) de Courge en Pièce (Moyen) est relativement élevé par rapport aux autres prix observés dans cette zone. Prière de corriger ou de confirmer avec le QG. Avertissement!! La quantité (5 litre) du produit Huile de soja  consommée  par le ménage semble très élevé, prière de corriger ou confirmer avec le QG. Avertissement!!! Le ménage a consommé 1 Paquet Moyen de Thé en sachet, cette quantité semble anormale pour une consommation des 7 derniers jours.Prière de corriger ou de confirmer avec le QG. Avertissement!!! Le ménage a consommé 1 Seau de 5l taille unique de Pâte d'arachide, cette quantité semble anormale pour une consommation des 7 derniers jours, prière de verifier et corriger. Incohérence!! Dans ce ménage, chaque individus consomme par jour 31.90774 Kg  de cereale; Prière de revoir les quantités prises de ces produits. Incohérence!! Dans ce ménage, chaque individus consomme par jour 31.90774 Kg  de cereale; Prière de revoir les quantités prises de ces produits. Le ménage a consommé 1 Sac (25 Kg) taille unique de Sel, cette quantité semble anormale pour une consommation des 7 derniers jours. prière de verifier et corriger ou confirmer avec le QG. Le prix d'achat unitaire (1500 Fcfa) de Sel en Sac (25 Kg) de taille taille unique est très faible, prière de regarder les reponses prises dans les questions s07bq07a s07bq07b s07bq07c s07bq08 pour mieux corriger. Difficile de consommer le Sel en Sac (25 Kg) taille unique prière de verifier.</w:t>
       </w:r>
     </w:p>
     <w:p>
@@ -2766,7 +2789,7 @@
         <w:rPr>
           <w:sz w:val="20"/>
         </w:rPr>
-        <w:t>- Attention ! Le prix unitaire d'achat (150 Fcfa) de Niébé/Haricots secs en Sachets (Petit) est relativement élevé par rapport aux autres prix observés dans cette zone. Prière de corriger ou de confirmer avec le QG. Attention ! Le prix unitaire d'achat (200 Fcfa) de Mâchoiron séchée (Kon) en Tas (Petit) est relativement élevé par rapport aux autres prix observés dans cette zone. Prière de corriger ou de confirmer avec le QG. Avertissement!! La quantité (9.5 litre) du produit Huile de soja  consommée  par le ménage semble très élevé, prière de corriger ou confirmer avec le QG. Attention ! Le prix unitaire d'achat (350 Fcfa) de Huile de soja  en Litre (taille unique) est relativement faible par rapport aux autres prix observés dans cette zone. Prière de corriger ou de confirmer avec le QG. Avertissement!! le prix unitaire (100 Fcfa) de Thé en sachet (unité: Sachets) de taille Moyen est très faible ou élevé. Prière de corriger ou de confirmer avec le QG. Incohérence!! Dans ce ménage, chaque individus consomme par jour 18.72095 Kg  de cereale; Prière de revoir les quantités prises de ces produits. Incohérence!! Dans ce ménage, chaque individus consomme par jour 18.72095 Kg  de cereale; Prière de revoir les quantités prises de ces produits. Incohérence!! Dans ce ménage, chaque individus consomme par jour 18.72095 Kg  de cereale; Prière de revoir les quantités prises de ces produits. Le prix d'achat unitaire (200 Fcfa) de Riz local fumé (malo-woussou) en Kg de taille  taille unique  est très faible, prière de regarder les reponses prises dans les questions s07bq07a s07bq07b s07bq07c s07bq08 pour mieux corriger. Attention ! Le prix unitaire d'achat (200 Fcfa) de Riz local fumé (malo-woussou) en Kg (taille unique) est relativement faible par rapport aux autres prix observés dans cette zone. Prière de corriger ou de confirmer avec le QG.</w:t>
+        <w:t>- Attention ! Le prix unitaire d'achat (100 Fcfa) de Vinaigre à alcool en Verre ( à thé) (taille unique) est relativement élevé par rapport aux autres prix observés dans cette zone. Prière de corriger ou de confirmer avec le QG. Attention ! Le prix unitaire d'achat (150 Fcfa) de Niébé/Haricots secs en Sachets (Petit) est relativement élevé par rapport aux autres prix observés dans cette zone. Prière de corriger ou de confirmer avec le QG. Attention ! Le prix unitaire d'achat (200 Fcfa) de Mâchoiron séchée (Kon) en Tas (Petit) est relativement élevé par rapport aux autres prix observés dans cette zone. Prière de corriger ou de confirmer avec le QG. Avertissement!! La quantité (9.5 litre) du produit Huile de soja  consommée  par le ménage semble très élevé, prière de corriger ou confirmer avec le QG. Attention ! Le prix unitaire d'achat (350 Fcfa) de Huile de soja  en Litre (taille unique) est relativement faible par rapport aux autres prix observés dans cette zone. Prière de corriger ou de confirmer avec le QG. Avertissement!! le prix unitaire (100 Fcfa) de Thé en sachet (unité: Sachets) de taille Moyen est très faible ou élevé. Prière de corriger ou de confirmer avec le QG. Incohérence!! Dans ce ménage, chaque individus consomme par jour 33.09428 Kg  de cereale; Prière de revoir les quantités prises de ces produits. Incohérence!! Dans ce ménage, chaque individus consomme par jour 33.09428 Kg  de cereale; Prière de revoir les quantités prises de ces produits. Attention ! Le prix unitaire d'achat (250 Fcfa) de Mil en Kg (taille unique) est relativement élevé par rapport aux autres prix observés dans cette zone. Prière de corriger ou de confirmer avec le QG. Incohérence!! Dans ce ménage, chaque individus consomme par jour 33.09428 Kg  de cereale; Prière de revoir les quantités prises de ces produits. Le prix d'achat unitaire (200 Fcfa) de Riz local fumé (malo-woussou) en Kg de taille  taille unique  est très faible, prière de regarder les reponses prises dans les questions s07bq07a s07bq07b s07bq07c s07bq08 pour mieux corriger. Attention ! Le prix unitaire d'achat (200 Fcfa) de Riz local fumé (malo-woussou) en Kg (taille unique) est relativement faible par rapport aux autres prix observés dans cette zone. Prière de corriger ou de confirmer avec le QG.</w:t>
       </w:r>
     </w:p>
     <w:p>
@@ -3372,7 +3395,7 @@
         <w:rPr>
           <w:sz w:val="20"/>
         </w:rPr>
-        <w:t>- La dernière fois que vous avez acheté Feuilles de Fakoye (Feuille de corete) est chez le voisin et semble exister dans les modalités, prière de prendre attache avec le QG pour plus d'explication afin de la classer bien. Attention ! Le prix unitaire d'achat (25 Fcfa) de Soumbala (moutarde africaine) en Sachets (Petit) est relativement faible par rapport aux autres prix observés dans cette zone. Prière de corriger ou de confirmer avec le QG. Avertissement!! La quantité (5 litre) du produit Huile de soja  consommée  par le ménage semble très élevé, prière de corriger ou confirmer avec le QG. Avertissement!!! Le ménage a consommé 1 Paquet Moyen de Thé en sachet, cette quantité semble anormale pour une consommation des 7 derniers jours.Prière de corriger ou de confirmer avec le QG. Avertissement!!! Le ménage a consommé 1 Seau de 5l taille unique de Pâte d'arachide, cette quantité semble anormale pour une consommation des 7 derniers jours, prière de verifier et corriger. Incohérence!! Dans ce ménage, chaque individus consomme par jour 28.41357 Kg  de cereale; Prière de revoir les quantités prises de ces produits. Le prix d'achat unitaire (150 Fcfa) de Mil en Kg de taille  taille unique  est très faible, prière de regarder les reponses prises dans les questions s07bq07a s07bq07b s07bq07c s07bq08 pour mieux corriger. Incohérence!! Dans ce ménage, chaque individus consomme par jour 28.41357 Kg  de cereale; Prière de revoir les quantités prises de ces produits. Le prix d'achat unitaire (330 Fcfa) de Riz local fumé (malo-woussou) en Sac (50 Kg) de taille taille unique est très faible, prière de regarder les reponses prises dans les questions s07bq07a s07bq07b s07bq07c s07bq08 pour mieux corriger. Le ménage a consommé 1 Sac (25 Kg) taille unique de Sel, cette quantité semble anormale pour une consommation des 7 derniers jours. prière de verifier et corriger ou confirmer avec le QG. Le prix d'achat unitaire (1500 Fcfa) de Sel en Sac (25 Kg) de taille taille unique est très faible, prière de regarder les reponses prises dans les questions s07bq07a s07bq07b s07bq07c s07bq08 pour mieux corriger. Difficile de consommer le Sel en Sac (25 Kg) taille unique prière de verifier.</w:t>
+        <w:t>- La dernière fois que vous avez acheté Feuilles de Fakoye (Feuille de corete) est chez le voisin et semble exister dans les modalités, prière de prendre attache avec le QG pour plus d'explication afin de la classer bien. Attention ! Le prix unitaire d'achat (25 Fcfa) de Soumbala (moutarde africaine) en Sachets (Petit) est relativement faible par rapport aux autres prix observés dans cette zone. Prière de corriger ou de confirmer avec le QG. Attention ! Le prix unitaire d'achat (750 Fcfa) de Arachides décortiquées en Kg (taille unique) est relativement élevé par rapport aux autres prix observés dans cette zone. Prière de corriger ou de confirmer avec le QG. Avertissement!! La quantité (5 litre) du produit Huile de soja  consommée  par le ménage semble très élevé, prière de corriger ou confirmer avec le QG. Avertissement!!! Le ménage a consommé 1 Paquet Moyen de Thé en sachet, cette quantité semble anormale pour une consommation des 7 derniers jours.Prière de corriger ou de confirmer avec le QG. Avertissement!!! Le ménage a consommé 1 Seau de 5l taille unique de Pâte d'arachide, cette quantité semble anormale pour une consommation des 7 derniers jours, prière de verifier et corriger. Incohérence!! Dans ce ménage, chaque individus consomme par jour 53.86661 Kg  de cereale; Prière de revoir les quantités prises de ces produits. Le prix d'achat unitaire (150 Fcfa) de Mil en Kg de taille  taille unique  est très faible, prière de regarder les reponses prises dans les questions s07bq07a s07bq07b s07bq07c s07bq08 pour mieux corriger. Attention ! Le prix unitaire d'achat (150 Fcfa) de Mil en Kg (taille unique) est relativement faible par rapport aux autres prix observés dans cette zone. Prière de corriger ou de confirmer avec le QG. Incohérence!! Dans ce ménage, chaque individus consomme par jour 53.86661 Kg  de cereale; Prière de revoir les quantités prises de ces produits. Le prix d'achat unitaire (330 Fcfa) de Riz local fumé (malo-woussou) en Sac (50 Kg) de taille taille unique est très faible, prière de regarder les reponses prises dans les questions s07bq07a s07bq07b s07bq07c s07bq08 pour mieux corriger. Attention ! Le prix unitaire d'achat (330 Fcfa) de Riz local fumé (malo-woussou) en Sac (50 Kg) (taille unique) est relativement faible par rapport aux autres prix observés dans cette zone. Prière de corriger ou de confirmer avec le QG. Le ménage a consommé 1 Sac (25 Kg) taille unique de Sel, cette quantité semble anormale pour une consommation des 7 derniers jours. prière de verifier et corriger ou confirmer avec le QG. Le prix d'achat unitaire (1500 Fcfa) de Sel en Sac (25 Kg) de taille taille unique est très faible, prière de regarder les reponses prises dans les questions s07bq07a s07bq07b s07bq07c s07bq08 pour mieux corriger. Difficile de consommer le Sel en Sac (25 Kg) taille unique prière de verifier.</w:t>
       </w:r>
     </w:p>
     <w:p>
@@ -4009,7 +4032,7 @@
         <w:rPr>
           <w:sz w:val="20"/>
         </w:rPr>
-        <w:t>- Attention ! Le prix unitaire d'achat (100 Fcfa) de Piment séché en Sachets (Petit) est relativement élevé par rapport aux autres prix observés dans cette zone. Prière de corriger ou de confirmer avec le QG. Attention ! Le prix unitaire d'achat (200 Fcfa) de Feuilles de patate en Sachets (Petit) est relativement élevé par rapport aux autres prix observés dans cette zone. Prière de corriger ou de confirmer avec le QG. Attention ! Le prix unitaire d'achat (60 Fcfa) de Lait en poudre en Sachets (Petit) est relativement faible par rapport aux autres prix observés dans cette zone. Prière de corriger ou de confirmer avec le QG. Avertissement!! La quantité (6 litre) du produit Huile de soja  consommée  par le ménage semble très élevé, prière de corriger ou confirmer avec le QG. Avertissement!!! Le ménage a consommé 9 Paquet Petit de Thé en sachet, cette quantité semble anormale pour une consommation des 7 derniers jours.Prière de corriger ou de confirmer avec le QG. Avertissement!! le prix unitaire (100 Fcfa) de Thé en sachet (unité: Paquet) de taille Petit est très faible ou élevé. Prière de corriger ou de confirmer avec le QG. Avertissement!!!Le ménage a consommé 49 miche de Moyen de Pain moderne (Baguette)  ce qui semble incoherent pour une consommation aucours des 7 derniers jours, prière de verifier et corriger. Incohérence!! Dans ce ménage, chaque individus consomme par jour 20.22286 Kg  de cereale; Prière de revoir les quantités prises de ces produits. Incohérence!! Dans ce ménage, chaque individus consomme par jour 20.22286 Kg  de cereale; Prière de revoir les quantités prises de ces produits. Incohérence!! Dans ce ménage, chaque individus consomme par jour 20.22286 Kg  de cereale; Prière de revoir les quantités prises de ces produits. Le prix d'achat unitaire (200 Fcfa) de Mil en Kg de taille  taille unique  est très faible, prière de regarder les reponses prises dans les questions s07bq07a s07bq07b s07bq07c s07bq08 pour mieux corriger. Le prix d'achat unitaire (1 Fcfa) de Café en poudre soluble en Sachets de taille Petit  est invraisemblable, prière de regarder les reponses prises dans les questions s07bq07a s07bq07b s07bq07c s07bq08 pour mieux corriger.</w:t>
+        <w:t>- Attention ! Le prix unitaire d'achat (1200 Fcfa) de Capitaine frais en Kg (taille unique) est relativement élevé par rapport aux autres prix observés dans cette zone. Prière de corriger ou de confirmer avec le QG. Attention ! Le prix unitaire d'achat (180 Fcfa) de Patate douce en Tas (Petit) est relativement élevé par rapport aux autres prix observés dans cette zone. Prière de corriger ou de confirmer avec le QG. Attention ! Le prix unitaire d'achat (200 Fcfa) de Feuilles de patate en Sachets (Petit) est relativement élevé par rapport aux autres prix observés dans cette zone. Prière de corriger ou de confirmer avec le QG. Attention ! Le prix unitaire d'achat (50 Fcfa) de Sel en Sachets (Moyen) est relativement faible par rapport aux autres prix observés dans cette zone. Prière de corriger ou de confirmer avec le QG. Attention ! Le prix unitaire d'achat (60 Fcfa) de Lait en poudre en Sachets (Petit) est relativement faible par rapport aux autres prix observés dans cette zone. Prière de corriger ou de confirmer avec le QG. Avertissement!! La quantité (6 litre) du produit Huile de soja  consommée  par le ménage semble très élevé, prière de corriger ou confirmer avec le QG. Avertissement!!! Le ménage a consommé 9 Paquet Petit de Thé en sachet, cette quantité semble anormale pour une consommation des 7 derniers jours.Prière de corriger ou de confirmer avec le QG. Avertissement!! le prix unitaire (100 Fcfa) de Thé en sachet (unité: Paquet) de taille Petit est très faible ou élevé. Prière de corriger ou de confirmer avec le QG. Avertissement!!!Le ménage a consommé 49 miche de Moyen de Pain moderne (Baguette)  ce qui semble incoherent pour une consommation aucours des 7 derniers jours, prière de verifier et corriger. Incohérence!! Dans ce ménage, chaque individus consomme par jour 32.79834 Kg  de cereale; Prière de revoir les quantités prises de ces produits. Incohérence!! Dans ce ménage, chaque individus consomme par jour 32.79834 Kg  de cereale; Prière de revoir les quantités prises de ces produits. Incohérence!! Dans ce ménage, chaque individus consomme par jour 32.79834 Kg  de cereale; Prière de revoir les quantités prises de ces produits. Le prix d'achat unitaire (200 Fcfa) de Mil en Kg de taille  taille unique  est très faible, prière de regarder les reponses prises dans les questions s07bq07a s07bq07b s07bq07c s07bq08 pour mieux corriger. Le prix d'achat unitaire (1 Fcfa) de Café en poudre soluble en Sachets de taille Petit  est invraisemblable, prière de regarder les reponses prises dans les questions s07bq07a s07bq07b s07bq07c s07bq08 pour mieux corriger.</w:t>
       </w:r>
     </w:p>
     <w:p>
@@ -4162,7 +4185,7 @@
         </w:rPr>
         <w:t xml:space="preserve">- Avertissement! Le prix unitaire (10000 Fcfa) d'un Asins (Anes,  mules, mulets), Equins (Chevaux) est trop petit ou élevé. Veuillez confirmer ces informations avec le QG ou apporter les corrections nécessaires. Attention ! Le ménage a acheté 1 Asins (Anes,  mules, mulets) à 10000 donc un prix unitaire d'achat (10000 Fcfa) qui  est relativement faible par rapport aux autres prix observés dans cette zone. Prière de corriger ou de confirmer avec le QG. </w:t>
         <w:br/>
-        <w:t>- Avertissement! la valeur de l'achat (400 Fcfa) d'un Poules / poulets est trop petite ou élevée. Veuillez confirmer ces informations avec le QG ou apporter les corrections nécessaires. Attention ! Le ménage a acheté 5 Poules / poulets à 2000 donc un prix unitaire d'achat (400 Fcfa) qui  est relativement faible par rapport aux autres prix observés dans cette zone. Prière de corriger ou de confirmer avec le QG.</w:t>
+        <w:t>- Avertissement! la valeur de l'achat (400 Fcfa) d'un Poules / poulets est trop petite ou élevée. Veuillez confirmer ces informations avec le QG ou apporter les corrections nécessaires.</w:t>
       </w:r>
     </w:p>
     <w:p>
@@ -4658,7 +4681,7 @@
         <w:rPr>
           <w:sz w:val="20"/>
         </w:rPr>
-        <w:t>- La dernière fois que vous avez acheté Pommes est charitee et semble exister dans les modalités, prière de prendre attache avec le QG pour plus d'explication afin de la classer bien. Attention ! Le prix unitaire d'achat (100 Fcfa) de Arôme (Maggi, Jumbo, etc.) en Sachets (Petit) est relativement élevé par rapport aux autres prix observés dans cette zone. Prière de corriger ou de confirmer avec le QG. Attention ! Le prix unitaire d'achat (100 Fcfa) de Piment séché en Sachets (Petit) est relativement élevé par rapport aux autres prix observés dans cette zone. Prière de corriger ou de confirmer avec le QG. Attention ! Le prix unitaire d'achat (1000 Fcfa) de Pâte d'arachide en Sachets (Moyen) est relativement élevé par rapport aux autres prix observés dans cette zone. Prière de corriger ou de confirmer avec le QG. Attention ! Le prix unitaire d'achat (50 Fcfa) de Piment frais en Tas (Moyen) est relativement faible par rapport aux autres prix observés dans cette zone. Prière de corriger ou de confirmer avec le QG. Avertissement!!! Le ménage a consommé 17 Paquet Petit de Thé en sachet, cette quantité semble anormale pour une consommation des 7 derniers jours.Prière de corriger ou de confirmer avec le QG. Avertissement!! le prix unitaire (100 Fcfa) de Thé en sachet (unité: Paquet) de taille Petit est très faible ou élevé. Prière de corriger ou de confirmer avec le QG. Avertissement!!! Le ménage a consommé 9 Kg taille unique de Capitaine frais, cette quantité semble anormale pour une consommation des 7 derniers jours.Prière de corriger ou de confirmer avec le QG. Incohérence!! Dans ce ménage, chaque individus consomme par jour 26.47314 Kg  de cereale; Prière de revoir les quantités prises de ces produits. Incohérence!! Dans ce ménage, chaque individus consomme par jour 26.47314 Kg  de cereale; Prière de revoir les quantités prises de ces produits. Incohérence!! Dans ce ménage, chaque individus consomme par jour 26.47314 Kg  de cereale; Prière de revoir les quantités prises de ces produits. Le prix d'achat unitaire (1 Fcfa) de Soumbala (moutarde africaine) en Morceau (Portion) de taille Petit  est invraisemblable, prière de regarder les reponses prises dans les questions s07bq07a s07bq07b s07bq07c s07bq08 pour mieux corriger.</w:t>
+        <w:t>- La dernière fois que vous avez acheté Pommes est charitee et semble exister dans les modalités, prière de prendre attache avec le QG pour plus d'explication afin de la classer bien. Attention ! Le prix unitaire d'achat (100 Fcfa) de Arôme (Maggi, Jumbo, etc.) en Sachets (Petit) est relativement élevé par rapport aux autres prix observés dans cette zone. Prière de corriger ou de confirmer avec le QG. Attention ! Le prix unitaire d'achat (1000 Fcfa) de Pâte d'arachide en Sachets (Moyen) est relativement élevé par rapport aux autres prix observés dans cette zone. Prière de corriger ou de confirmer avec le QG. Attention ! Le prix unitaire d'achat (150 Fcfa) de Courge en Tas (Petit) est relativement élevé par rapport aux autres prix observés dans cette zone. Prière de corriger ou de confirmer avec le QG. Attention ! Le prix unitaire d'achat (150 Fcfa) de Mâchoiron séchée (Kon) en Tas (Petit) est relativement élevé par rapport aux autres prix observés dans cette zone. Prière de corriger ou de confirmer avec le QG. Attention ! Le prix unitaire d'achat (175 Fcfa) de Aubergine   en Tas (Petit) est relativement élevé par rapport aux autres prix observés dans cette zone. Prière de corriger ou de confirmer avec le QG. Attention ! Le prix unitaire d'achat (50 Fcfa) de Piment frais en Tas (Moyen) est relativement faible par rapport aux autres prix observés dans cette zone. Prière de corriger ou de confirmer avec le QG. Avertissement!!! Le ménage a consommé 17 Paquet Petit de Thé en sachet, cette quantité semble anormale pour une consommation des 7 derniers jours.Prière de corriger ou de confirmer avec le QG. Avertissement!! le prix unitaire (100 Fcfa) de Thé en sachet (unité: Paquet) de taille Petit est très faible ou élevé. Prière de corriger ou de confirmer avec le QG. Avertissement!!! Le ménage a consommé 9 Kg taille unique de Capitaine frais, cette quantité semble anormale pour une consommation des 7 derniers jours.Prière de corriger ou de confirmer avec le QG. Attention ! Le prix unitaire d'achat (600 Fcfa) de Capitaine frais en Kg (taille unique) est relativement faible par rapport aux autres prix observés dans cette zone. Prière de corriger ou de confirmer avec le QG. Attention ! Soupçons de quantité anormale! Le ménage de BABACAR TOUBA WILLANE avec une taille de 10 personnes a consommé 9 Kg en taille unique de Capitaine frais qui est relativement élevé comme consommation par rapport à la condition de vie des autres ménages de même taille dans cette zone. Prière de corriger ou de confirmer avec le QG. Incohérence!! Dans ce ménage, chaque individus consomme par jour 45.79815 Kg  de cereale; Prière de revoir les quantités prises de ces produits. Incohérence!! Dans ce ménage, chaque individus consomme par jour 45.79815 Kg  de cereale; Prière de revoir les quantités prises de ces produits. Incohérence!! Dans ce ménage, chaque individus consomme par jour 45.79815 Kg  de cereale; Prière de revoir les quantités prises de ces produits. Attention ! Le prix unitaire d'achat (250 Fcfa) de Mil en Kg (taille unique) est relativement élevé par rapport aux autres prix observés dans cette zone. Prière de corriger ou de confirmer avec le QG. Le prix d'achat unitaire (1 Fcfa) de Soumbala (moutarde africaine) en Morceau (Portion) de taille Petit  est invraisemblable, prière de regarder les reponses prises dans les questions s07bq07a s07bq07b s07bq07c s07bq08 pour mieux corriger.</w:t>
       </w:r>
     </w:p>
     <w:p>
@@ -4786,11 +4809,13 @@
         <w:rPr>
           <w:sz w:val="20"/>
         </w:rPr>
-        <w:t xml:space="preserve">- Attention ! Hache-Paille a été revendu à 8000 Fcfa qui est relativement élevé par rapport aux autres prix de revente observés dans cette zone. Prière de corriger ou de confirmer avec le QG. </w:t>
+        <w:t xml:space="preserve">- Attention ! Hache-Paille a été achété à 8000 Fcfa est relativement élevé par rapport aux autres prix d'achat observés dans cette zone. Prière de corriger ou de confirmer avec le QG. Attention ! Hache-Paille a été revendu à 8000 Fcfa qui est relativement élevé par rapport aux autres prix de revente observés dans cette zone. Prière de corriger ou de confirmer avec le QG. </w:t>
         <w:br/>
         <w:t xml:space="preserve">- Attention ! Hache/pioche a été achété à 12000 Fcfa est relativement élevé par rapport aux autres prix d'achat observés dans cette zone. Prière de corriger ou de confirmer avec le QG. Attention ! Hache/pioche a été revendu à 12000 Fcfa qui est relativement élevé par rapport aux autres prix de revente observés dans cette zone. Prière de corriger ou de confirmer avec le QG. </w:t>
         <w:br/>
         <w:t xml:space="preserve">- Attention ! Herse a été revendu à 2500 Fcfa qui est relativement élevé par rapport aux autres prix de revente observés dans cette zone. Prière de corriger ou de confirmer avec le QG. </w:t>
+        <w:br/>
+        <w:t xml:space="preserve">- Attention ! Houe/daba/hilaire a été revendu à 3000 Fcfa qui est relativement élevé par rapport aux autres prix de revente observés dans cette zone. Prière de corriger ou de confirmer avec le QG. </w:t>
         <w:br/>
         <w:t>- Attention ! Ruches a été revendu à 30000 Fcfa qui est relativement élevé par rapport aux autres prix de revente observés dans cette zone. Prière de corriger ou de confirmer avec le QG.</w:t>
       </w:r>
@@ -5252,7 +5277,7 @@
         <w:rPr>
           <w:sz w:val="20"/>
         </w:rPr>
-        <w:t>- Attention ! Le prix unitaire d'achat (150 Fcfa) de Patate douce en Morceau (Portion) (Moyen) est relativement élevé par rapport aux autres prix observés dans cette zone. Prière de corriger ou de confirmer avec le QG. Attention ! Le prix unitaire d'achat (2000 Fcfa) de Huile d'arachide raffinée en Litre (taille unique) est relativement élevé par rapport aux autres prix observés dans cette zone. Prière de corriger ou de confirmer avec le QG. Attention ! Le prix unitaire d'achat (4000 Fcfa) de Arachides pilées en Kg (taille unique) est relativement élevé par rapport aux autres prix observés dans cette zone. Prière de corriger ou de confirmer avec le QG. Avertissement!!! Le ménage a consommé 0.18 Kg taille unique de Ail, cette quantité semble anormale pour une consommation des 7 derniers jours. prière de corriger ou de confirmer avec le QG. Avertissement!!! Le ménage a consommé 5 Cuillère Moyen de Pâte d'arachide, cette quantité semble anormale pour une consommation des 7 derniers jours. Etes vous sur d'avoir selectionner la bonne unitée ? prière de verifier et corriger. Avertissement!!! Le ménage a consommé 7 Paquet Petit de Thé en sachet, cette quantité semble anormale pour une consommation des 7 derniers jours.Prière de corriger ou de confirmer avec le QG. Avertissement!! le prix unitaire (100 Fcfa) de Thé en sachet (unité: Paquet) de taille Petit est très faible ou élevé. Prière de corriger ou de confirmer avec le QG. Avertissement!!! Le ménage a consommé 8 Tas Petit de Mâchoiron séchée (Kon), cette quantité semble anormale pour une consommation des 7 derniers jours.Prière de corriger ou de confirmer avec le QG. Le prix d'achat unitaire (150 Fcfa) de Sel en Kg de taille  taille unique  est très faible, prière de regarder les reponses prises dans les questions s07bq07a s07bq07b s07bq07c s07bq08 pour mieux corriger. Difficile de consommer le Sel en Kg taille unique prière de verifier.</w:t>
+        <w:t>- Attention ! Le prix unitaire d'achat (150 Fcfa) de Patate douce en Morceau (Portion) (Moyen) est relativement élevé par rapport aux autres prix observés dans cette zone. Prière de corriger ou de confirmer avec le QG. Attention ! Le prix unitaire d'achat (2000 Fcfa) de Huile d'arachide raffinée en Litre (taille unique) est relativement élevé par rapport aux autres prix observés dans cette zone. Prière de corriger ou de confirmer avec le QG. Attention ! Le prix unitaire d'achat (4000 Fcfa) de Arachides pilées en Kg (taille unique) est relativement élevé par rapport aux autres prix observés dans cette zone. Prière de corriger ou de confirmer avec le QG. Attention ! Le prix unitaire d'achat (600 Fcfa) de Capitaine frais en Kg (taille unique) est relativement faible par rapport aux autres prix observés dans cette zone. Prière de corriger ou de confirmer avec le QG. Avertissement!!! Le ménage a consommé 0.18 Kg taille unique de Ail, cette quantité semble anormale pour une consommation des 7 derniers jours. prière de corriger ou de confirmer avec le QG. Avertissement!!! Le ménage a consommé 5 Cuillère Moyen de Pâte d'arachide, cette quantité semble anormale pour une consommation des 7 derniers jours. Etes vous sur d'avoir selectionner la bonne unitée ? prière de verifier et corriger. Avertissement!!! Le ménage a consommé 7 Paquet Petit de Thé en sachet, cette quantité semble anormale pour une consommation des 7 derniers jours.Prière de corriger ou de confirmer avec le QG. Avertissement!! le prix unitaire (100 Fcfa) de Thé en sachet (unité: Paquet) de taille Petit est très faible ou élevé. Prière de corriger ou de confirmer avec le QG. Avertissement!!! Le ménage a consommé 8 Tas Petit de Mâchoiron séchée (Kon), cette quantité semble anormale pour une consommation des 7 derniers jours.Prière de corriger ou de confirmer avec le QG. Attention ! Le prix unitaire d'achat (150 Fcfa) de Mâchoiron séchée (Kon) en Tas (Petit) est relativement élevé par rapport aux autres prix observés dans cette zone. Prière de corriger ou de confirmer avec le QG. Le prix d'achat unitaire (150 Fcfa) de Sel en Kg de taille  taille unique  est très faible, prière de regarder les reponses prises dans les questions s07bq07a s07bq07b s07bq07c s07bq08 pour mieux corriger. Difficile de consommer le Sel en Kg taille unique prière de verifier.</w:t>
       </w:r>
     </w:p>
     <w:p>
@@ -5430,8 +5455,6 @@
         <w:rPr>
           <w:sz w:val="20"/>
         </w:rPr>
-        <w:t xml:space="preserve">- Attention ! Machette a été revendu à 2500 Fcfa qui est relativement élevé par rapport aux autres prix de revente observés dans cette zone. Prière de corriger ou de confirmer avec le QG. </w:t>
-        <w:br/>
         <w:t xml:space="preserve">- Avertissement!! Le prix d'achat (150000 FCFA) de Animaux de labour est inférieur aux prix de revente (250000 FCFA), prière de verifier et corriger ou confirmer l'information avec le QG. </w:t>
         <w:br/>
         <w:t xml:space="preserve">- Le ménage a utilisé Charrettes qu'il ne possède pas mais qui a loué auprès d'une coopérative ou d'un autre ménage, il a payé 0 FCFA. Prière de fournir d'effort pour estimer la valeur payé après utilisation. Le ménage a utilisé Charrettes qu'il ne possède pas mais a loué auprès d'une coopérative ou d'un autre ménage et a payé (0 FCFA) qui semble élevé ou faible, prière de corriger ou confirmer auprès du QG. </w:t>
@@ -5905,7 +5928,7 @@
         <w:rPr>
           <w:sz w:val="20"/>
         </w:rPr>
-        <w:t>- Attention ! Le prix unitaire d'achat (500 Fcfa) de Oignon frais en Kg (taille unique) est relativement faible par rapport aux autres prix observés dans cette zone. Prière de corriger ou de confirmer avec le QG. Avertissement!!! Le ménage a consommé 14 Paquet Petit de Thé en sachet, cette quantité semble anormale pour une consommation des 7 derniers jours.Prière de corriger ou de confirmer avec le QG. Avertissement!! le prix unitaire (100 Fcfa) de Thé en sachet (unité: Paquet) de taille Petit est très faible ou élevé. Prière de corriger ou de confirmer avec le QG. Avertissement!!! Le ménage a consommé 8 Morceau (Portion) Moyen de Carpe séchée, cette quantité semble anormale pour une consommation des 7 derniers jours.Prière de corriger ou de confirmer avec le QG. Difficile de consommer le Sel en Sac (10 Kg) taille unique prière de verifier. Le prix d'achat unitaire (100 Fcfa) de Maïs en grain en Kg de taille  taille unique  est très faible, prière de regarder les reponses prises dans les questions s07bq07a s07bq07b s07bq07c s07bq08 pour mieux corriger.</w:t>
+        <w:t>- Attention ! Le prix unitaire d'achat (150 Fcfa) de Mâchoiron séchée (Kon) en Tas (Petit) est relativement élevé par rapport aux autres prix observés dans cette zone. Prière de corriger ou de confirmer avec le QG. Attention ! Le prix unitaire d'achat (600 Fcfa) de Capitaine frais en Kg (taille unique) est relativement faible par rapport aux autres prix observés dans cette zone. Prière de corriger ou de confirmer avec le QG. Avertissement!!! Le ménage a consommé 14 Paquet Petit de Thé en sachet, cette quantité semble anormale pour une consommation des 7 derniers jours.Prière de corriger ou de confirmer avec le QG. Avertissement!! le prix unitaire (100 Fcfa) de Thé en sachet (unité: Paquet) de taille Petit est très faible ou élevé. Prière de corriger ou de confirmer avec le QG. Attention ! Soupçons de quantité anormale! Le ménage de BODÉ SÉGNANE avec une taille de 9 personnes a consommé 14 Paquet en Petit de Thé en sachet qui est relativement élevé comme consommation par rapport à la condition de vie des autres ménages de même taille dans cette zone. Prière de corriger ou de confirmer avec le QG. Avertissement!!! Le ménage a consommé 8 Morceau (Portion) Moyen de Carpe séchée, cette quantité semble anormale pour une consommation des 7 derniers jours.Prière de corriger ou de confirmer avec le QG. Difficile de consommer le Sel en Sac (10 Kg) taille unique prière de verifier. Le prix d'achat unitaire (100 Fcfa) de Maïs en grain en Kg de taille  taille unique  est très faible, prière de regarder les reponses prises dans les questions s07bq07a s07bq07b s07bq07c s07bq08 pour mieux corriger.</w:t>
       </w:r>
     </w:p>
     <w:p>
@@ -6511,7 +6534,7 @@
         <w:rPr>
           <w:sz w:val="20"/>
         </w:rPr>
-        <w:t>- Attention ! Le prix unitaire d'achat (150 Fcfa) de Concentré de tomate en Sachets (Petit) est relativement élevé par rapport aux autres prix observés dans cette zone. Prière de corriger ou de confirmer avec le QG. Attention ! Le prix unitaire d'achat (150 Fcfa) de Patate douce en Morceau (Portion) (Moyen) est relativement élevé par rapport aux autres prix observés dans cette zone. Prière de corriger ou de confirmer avec le QG. Avertissement!! le prix unitaire (125 Fcfa) de Thé en sachet (unité: Sachets) de taille Petit est très faible ou élevé. Prière de corriger ou de confirmer avec le QG. Attention ! Le prix unitaire d'achat (125 Fcfa) de Thé en sachet en Sachets (Petit) est relativement élevé par rapport aux autres prix observés dans cette zone. Prière de corriger ou de confirmer avec le QG. Difficile de consommer le Sel en Boite (Autre que la boite/pot de tomate) Moyen prière de verifier. Incohérence!! Dans ce ménage, chaque individus consomme par jour .5952381 Kg  de cereale; Prière de revoir les quantités prises de ces produits. Incohérence!! Dans ce ménage, chaque individus consomme par jour .5952381 Kg  de cereale; Prière de revoir les quantités prises de ces produits.</w:t>
+        <w:t>- Attention ! Le prix unitaire d'achat (150 Fcfa) de Concentré de tomate en Sachets (Petit) est relativement élevé par rapport aux autres prix observés dans cette zone. Prière de corriger ou de confirmer avec le QG. Attention ! Le prix unitaire d'achat (150 Fcfa) de Mâchoiron séchée (Kon) en Tas (Petit) est relativement élevé par rapport aux autres prix observés dans cette zone. Prière de corriger ou de confirmer avec le QG. Attention ! Le prix unitaire d'achat (150 Fcfa) de Patate douce en Morceau (Portion) (Moyen) est relativement élevé par rapport aux autres prix observés dans cette zone. Prière de corriger ou de confirmer avec le QG. Attention ! Le prix unitaire d'achat (600 Fcfa) de Capitaine frais en Kg (taille unique) est relativement faible par rapport aux autres prix observés dans cette zone. Prière de corriger ou de confirmer avec le QG. Avertissement!! le prix unitaire (125 Fcfa) de Thé en sachet (unité: Sachets) de taille Petit est très faible ou élevé. Prière de corriger ou de confirmer avec le QG. Attention ! Le prix unitaire d'achat (125 Fcfa) de Thé en sachet en Sachets (Petit) est relativement élevé par rapport aux autres prix observés dans cette zone. Prière de corriger ou de confirmer avec le QG. Difficile de consommer le Sel en Boite (Autre que la boite/pot de tomate) Moyen prière de verifier. Incohérence!! Dans ce ménage, chaque individus consomme par jour .5952381 Kg  de cereale; Prière de revoir les quantités prises de ces produits. Incohérence!! Dans ce ménage, chaque individus consomme par jour .5952381 Kg  de cereale; Prière de revoir les quantités prises de ces produits.</w:t>
       </w:r>
     </w:p>
     <w:p>
@@ -6731,11 +6754,9 @@
         <w:rPr>
           <w:sz w:val="20"/>
         </w:rPr>
-        <w:t xml:space="preserve">- Attention ! Machette a été revendu à 3000 Fcfa qui est relativement élevé par rapport aux autres prix de revente observés dans cette zone. Prière de corriger ou de confirmer avec le QG. </w:t>
-        <w:br/>
         <w:t xml:space="preserve">- Avertissement!! Le prix d'achat (300000 FCFA) de Animaux de labour est inférieur aux prix de revente (400000 FCFA), prière de verifier et corriger ou confirmer l'information avec le QG. </w:t>
         <w:br/>
-        <w:t xml:space="preserve">- Incohérence!! Le prix d'achat de Hache-Paille ne doit pas être égal 0 même si le ménage l'a reçu en cadeau prière de leurs aider à faire une estimation. Avertissement!! Le prix d'achat (0 FCFA) de Hache-Paille est inférieur aux prix de revente (2000 FCFA), prière de verifier et corriger ou confirmer l'information avec le QG. Le prix d'achat de Hache-Paille est nul (achété à 0fcfa) mais le prix de revente est (2000 FCFA), prière de verifier et corriger. Attention ! Hache-Paille a été revendu à 0 Fcfa qui est relativement faible par rapport aux autres prix de revente observés dans cette zone. Prière de corriger ou de confirmer avec le QG. </w:t>
+        <w:t xml:space="preserve">- Incohérence!! Le prix d'achat de Hache-Paille ne doit pas être égal 0 même si le ménage l'a reçu en cadeau prière de leurs aider à faire une estimation. Avertissement!! Le prix d'achat (0 FCFA) de Hache-Paille est inférieur aux prix de revente (2000 FCFA), prière de verifier et corriger ou confirmer l'information avec le QG. Le prix d'achat de Hache-Paille est nul (achété à 0fcfa) mais le prix de revente est (2000 FCFA), prière de verifier et corriger. </w:t>
         <w:br/>
         <w:t xml:space="preserve">- Le ménage a mis en location Charrettes à d’autres ménages au cours des 12 derniers mois mais qu'il a reçu 0 FCFA, prière de fournir d'effort pour estimer la valeur reçue après location. Le ménage a mis en location Charrettes à d’autres ménages au cours des 12 derniers mois et a reçu (0 FCFA) qui semble élevé ou faible, prière de corriger ou confirmer auprès du QG. Le ménage a utilisé Charrettes qu'il ne possède pas mais qui a loué auprès d'une coopérative ou d'un autre ménage, il a payé 0 FCFA. Prière de fournir d'effort pour estimer la valeur payé après utilisation. Le ménage a utilisé Charrettes qu'il ne possède pas mais a loué auprès d'une coopérative ou d'un autre ménage et a payé (0 FCFA) qui semble élevé ou faible, prière de corriger ou confirmer auprès du QG. </w:t>
         <w:br/>
@@ -7190,7 +7211,7 @@
         <w:rPr>
           <w:sz w:val="20"/>
         </w:rPr>
-        <w:t>- La dernière fois que vous avez acheté Feuilles de Fakoye (Feuille de corete) est chez un voisin et semble exister dans les modalités, prière de prendre attache avec le QG pour plus d'explication afin de la classer bien. Attention ! Le prix unitaire d'achat (100 Fcfa) de Mâchoiron séchée (Kon) en Tas (Petit) est relativement faible par rapport aux autres prix observés dans cette zone. Prière de corriger ou de confirmer avec le QG. Attention ! Le prix unitaire d'achat (150 Fcfa) de Niébé/Haricots secs en Sachets (Petit) est relativement élevé par rapport aux autres prix observés dans cette zone. Prière de corriger ou de confirmer avec le QG. Attention ! Le prix unitaire d'achat (25 Fcfa) de Ail en Sachets (Petit) est relativement faible par rapport aux autres prix observés dans cette zone. Prière de corriger ou de confirmer avec le QG. Attention ! Le prix unitaire d'achat (25 Fcfa) de Soumbala (moutarde africaine) en Sachets (Petit) est relativement faible par rapport aux autres prix observés dans cette zone. Prière de corriger ou de confirmer avec le QG. Attention ! Le prix unitaire d'achat (500 Fcfa) de Oignon frais en Kg (taille unique) est relativement faible par rapport aux autres prix observés dans cette zone. Prière de corriger ou de confirmer avec le QG. Avertissement!!! Le ménage a consommé 1 Paquet Moyen de Thé en sachet, cette quantité semble anormale pour une consommation des 7 derniers jours.Prière de corriger ou de confirmer avec le QG. Incohérence!! Dans ce ménage, chaque individus consomme par jour 46.93543 Kg  de cereale; Prière de revoir les quantités prises de ces produits. Le prix d'achat unitaire (150 Fcfa) de Maïs en grain en Kg de taille  taille unique  est très faible, prière de regarder les reponses prises dans les questions s07bq07a s07bq07b s07bq07c s07bq08 pour mieux corriger. Incohérence!! Dans ce ménage, chaque individus consomme par jour 46.93543 Kg  de cereale; Prière de revoir les quantités prises de ces produits. Le prix d'achat unitaire (200 Fcfa) de Mil en Kg de taille  taille unique  est très faible, prière de regarder les reponses prises dans les questions s07bq07a s07bq07b s07bq07c s07bq08 pour mieux corriger. Incohérence!! Dans ce ménage, chaque individus consomme par jour 46.93543 Kg  de cereale; Prière de revoir les quantités prises de ces produits. Le prix d'achat unitaire (320 Fcfa) de Riz local fumé (malo-woussou) en Sac (50 Kg) de taille taille unique est très faible, prière de regarder les reponses prises dans les questions s07bq07a s07bq07b s07bq07c s07bq08 pour mieux corriger. Le ménage a consommé 1 Sac (25 Kg) taille unique de Sel, cette quantité semble anormale pour une consommation des 7 derniers jours. prière de verifier et corriger ou confirmer avec le QG. Le prix d'achat unitaire (60 Fcfa) de Sel en Sac (25 Kg) de taille taille unique est très faible, prière de regarder les reponses prises dans les questions s07bq07a s07bq07b s07bq07c s07bq08 pour mieux corriger. Difficile de consommer le Sel en Sac (25 Kg) taille unique prière de verifier.</w:t>
+        <w:t>- La dernière fois que vous avez acheté Feuilles de Fakoye (Feuille de corete) est chez un voisin et semble exister dans les modalités, prière de prendre attache avec le QG pour plus d'explication afin de la classer bien. Attention ! Le prix unitaire d'achat (150 Fcfa) de Niébé/Haricots secs en Sachets (Petit) est relativement élevé par rapport aux autres prix observés dans cette zone. Prière de corriger ou de confirmer avec le QG. Attention ! Le prix unitaire d'achat (25 Fcfa) de Ail en Sachets (Petit) est relativement faible par rapport aux autres prix observés dans cette zone. Prière de corriger ou de confirmer avec le QG. Attention ! Le prix unitaire d'achat (25 Fcfa) de Soumbala (moutarde africaine) en Sachets (Petit) est relativement faible par rapport aux autres prix observés dans cette zone. Prière de corriger ou de confirmer avec le QG. Attention ! Le prix unitaire d'achat (750 Fcfa) de Arachides décortiquées en Kg (taille unique) est relativement élevé par rapport aux autres prix observés dans cette zone. Prière de corriger ou de confirmer avec le QG. Attention ! Le prix unitaire d'achat (750 Fcfa) de Capitaine frais en Kg (taille unique) est relativement faible par rapport aux autres prix observés dans cette zone. Prière de corriger ou de confirmer avec le QG. Avertissement!!! Le ménage a consommé 1 Paquet Moyen de Thé en sachet, cette quantité semble anormale pour une consommation des 7 derniers jours.Prière de corriger ou de confirmer avec le QG. Incohérence!! Dans ce ménage, chaque individus consomme par jour 120.9246 Kg  de cereale; Prière de revoir les quantités prises de ces produits. Le prix d'achat unitaire (150 Fcfa) de Maïs en grain en Kg de taille  taille unique  est très faible, prière de regarder les reponses prises dans les questions s07bq07a s07bq07b s07bq07c s07bq08 pour mieux corriger. Incohérence!! Dans ce ménage, chaque individus consomme par jour 120.9246 Kg  de cereale; Prière de revoir les quantités prises de ces produits. Le prix d'achat unitaire (200 Fcfa) de Mil en Kg de taille  taille unique  est très faible, prière de regarder les reponses prises dans les questions s07bq07a s07bq07b s07bq07c s07bq08 pour mieux corriger. Incohérence!! Dans ce ménage, chaque individus consomme par jour 120.9246 Kg  de cereale; Prière de revoir les quantités prises de ces produits. Le prix d'achat unitaire (320 Fcfa) de Riz local fumé (malo-woussou) en Sac (50 Kg) de taille taille unique est très faible, prière de regarder les reponses prises dans les questions s07bq07a s07bq07b s07bq07c s07bq08 pour mieux corriger. Attention ! Le prix unitaire d'achat (320 Fcfa) de Riz local fumé (malo-woussou) en Sac (50 Kg) (taille unique) est relativement faible par rapport aux autres prix observés dans cette zone. Prière de corriger ou de confirmer avec le QG. Le ménage a consommé 1 Sac (25 Kg) taille unique de Sel, cette quantité semble anormale pour une consommation des 7 derniers jours. prière de verifier et corriger ou confirmer avec le QG. Le prix d'achat unitaire (60 Fcfa) de Sel en Sac (25 Kg) de taille taille unique est très faible, prière de regarder les reponses prises dans les questions s07bq07a s07bq07b s07bq07c s07bq08 pour mieux corriger. Difficile de consommer le Sel en Sac (25 Kg) taille unique prière de verifier. Attention ! Le prix unitaire d'achat (60 Fcfa) de Sel en Sac (25 Kg) (taille unique) est relativement faible par rapport aux autres prix observés dans cette zone. Prière de corriger ou de confirmer avec le QG.</w:t>
       </w:r>
     </w:p>
     <w:p>
@@ -7813,7 +7834,7 @@
         <w:rPr>
           <w:sz w:val="20"/>
         </w:rPr>
-        <w:t>- Attention ! Le prix unitaire d'achat (150 Fcfa) de Carpe séchée en Morceau (Portion) (Petit) est relativement élevé par rapport aux autres prix observés dans cette zone. Prière de corriger ou de confirmer avec le QG. Attention ! Le prix unitaire d'achat (200 Fcfa) de Tomate fraîche en Sachets (Moyen) est relativement élevé par rapport aux autres prix observés dans cette zone. Prière de corriger ou de confirmer avec le QG. Avertissement!!! Le ménage a consommé 3 Paquet Petit de Thé en sachet, cette quantité semble anormale pour une consommation des 7 derniers jours.Prière de corriger ou de confirmer avec le QG. Avertissement!! le prix unitaire (100 Fcfa) de Thé en sachet (unité: Paquet) de taille Petit est très faible ou élevé. Prière de corriger ou de confirmer avec le QG.</w:t>
+        <w:t>- Attention ! Le prix unitaire d'achat (150 Fcfa) de Mâchoiron séchée (Kon) en Tas (Petit) est relativement élevé par rapport aux autres prix observés dans cette zone. Prière de corriger ou de confirmer avec le QG. Attention ! Le prix unitaire d'achat (200 Fcfa) de Tomate fraîche en Sachets (Moyen) est relativement élevé par rapport aux autres prix observés dans cette zone. Prière de corriger ou de confirmer avec le QG. Attention ! Le prix unitaire d'achat (50 Fcfa) de Manioc en tubercules en Morceau (Portion) (Moyen) est relativement faible par rapport aux autres prix observés dans cette zone. Prière de corriger ou de confirmer avec le QG. Attention ! Le prix unitaire d'achat (600 Fcfa) de Capitaine frais en Kg (taille unique) est relativement faible par rapport aux autres prix observés dans cette zone. Prière de corriger ou de confirmer avec le QG. Avertissement!!! Le ménage a consommé 3 Paquet Petit de Thé en sachet, cette quantité semble anormale pour une consommation des 7 derniers jours.Prière de corriger ou de confirmer avec le QG. Avertissement!! le prix unitaire (100 Fcfa) de Thé en sachet (unité: Paquet) de taille Petit est très faible ou élevé. Prière de corriger ou de confirmer avec le QG.</w:t>
       </w:r>
     </w:p>
     <w:p>
@@ -7989,8 +8010,6 @@
         <w:rPr>
           <w:sz w:val="20"/>
         </w:rPr>
-        <w:t xml:space="preserve">- Attention ! Machette a été revendu à 2500 Fcfa qui est relativement élevé par rapport aux autres prix de revente observés dans cette zone. Prière de corriger ou de confirmer avec le QG. </w:t>
-        <w:br/>
         <w:t>- Le ménage a mis en location Semoir à d’autres ménages au cours des 12 derniers mois mais qu'il a reçu 0 FCFA, prière de fournir d'effort pour estimer la valeur reçue après location. Le ménage a mis en location Semoir à d’autres ménages au cours des 12 derniers mois et a reçu (0 FCFA) qui semble élevé ou faible, prière de corriger ou confirmer auprès du QG. Le ménage a utilisé Semoir qu'il ne possède pas mais qui a loué auprès d'une coopérative ou d'un autre ménage, il a payé 0 FCFA. Prière de fournir d'effort pour estimer la valeur payé après utilisation. Le ménage a utilisé Semoir qu'il ne possède pas mais a loué auprès d'une coopérative ou d'un autre ménage et a payé (0 FCFA) qui semble élevé ou faible, prière de corriger ou confirmer auprès du QG.</w:t>
       </w:r>
     </w:p>
